--- a/reports/student_a/AVG_GFMI_Richardson.docx
+++ b/reports/student_a/AVG_GFMI_Richardson.docx
@@ -104,7 +104,13 @@
         <w:jc w:val="both"/>
       </w:pPr>
       <w:r>
-        <w:t>Mixed \(h+h^2\) Richardson extrapolation.</w:t>
+        <w:t>Mixed h+h^2</w:t>
+      </w:r>
+      <w:r>
+        <w:t xml:space="preserve"> </w:t>
+      </w:r>
+      <w:r>
+        <w:t>Richardson extrapolation.</w:t>
       </w:r>
     </w:p>
     <w:p>
@@ -699,7 +705,18 @@
         <w:jc w:val="both"/>
       </w:pPr>
       <w:r>
-        <w:t>The q-axis perturbation was a \(0.5^\circ\) phase sinusoid:</w:t>
+        <w:t xml:space="preserve">The q-axis perturbation was a </w:t>
+      </w:r>
+      <w:proofErr w:type="gramStart"/>
+      <w:r>
+        <w:t>0.5</w:t>
+      </w:r>
+      <w:r>
+        <w:t xml:space="preserve"> degree</w:t>
+      </w:r>
+      <w:proofErr w:type="gramEnd"/>
+      <w:r>
+        <w:t xml:space="preserve"> phase sinusoid:</w:t>
       </w:r>
     </w:p>
     <w:p>
@@ -2688,7 +2705,7 @@
         </w:rPr>
       </w:pPr>
       <w:r>
-        <w:t>This formulation assumes the leading error is proportional to \(h^2\).</w:t>
+        <w:t>This formulation assumes the leading error is proportional to h^2.</w:t>
       </w:r>
     </w:p>
     <w:p>
@@ -16755,6 +16772,7 @@
   <w:style w:type="character" w:default="1" w:styleId="DefaultParagraphFont">
     <w:name w:val="Default Paragraph Font"/>
     <w:uiPriority w:val="1"/>
+    <w:semiHidden/>
     <w:unhideWhenUsed/>
   </w:style>
   <w:style w:type="table" w:default="1" w:styleId="TableNormal">
@@ -17453,14 +17471,6 @@
 </file>
 
 <file path=customXml/item1.xml><?xml version="1.0" encoding="utf-8"?>
-<p:properties xmlns:p="http://schemas.microsoft.com/office/2006/metadata/properties" xmlns:xsi="http://www.w3.org/2001/XMLSchema-instance" xmlns:pc="http://schemas.microsoft.com/office/infopath/2007/PartnerControls">
-  <documentManagement>
-    <_activity xmlns="735711a7-98b0-46b5-8be8-583ab8f9a26e" xsi:nil="true"/>
-  </documentManagement>
-</p:properties>
-</file>
-
-<file path=customXml/item2.xml><?xml version="1.0" encoding="utf-8"?>
 <ct:contentTypeSchema xmlns:ct="http://schemas.microsoft.com/office/2006/metadata/contentType" xmlns:ma="http://schemas.microsoft.com/office/2006/metadata/properties/metaAttributes" ct:_="" ma:_="" ma:contentTypeName="Document" ma:contentTypeID="0x010100FEA61C164D545843AC20929FBD86F882" ma:contentTypeVersion="6" ma:contentTypeDescription="Create a new document." ma:contentTypeScope="" ma:versionID="b84ea7b4c981ee5327e2837a80720c0d">
   <xsd:schema xmlns:xsd="http://www.w3.org/2001/XMLSchema" xmlns:xs="http://www.w3.org/2001/XMLSchema" xmlns:p="http://schemas.microsoft.com/office/2006/metadata/properties" xmlns:ns3="735711a7-98b0-46b5-8be8-583ab8f9a26e" targetNamespace="http://schemas.microsoft.com/office/2006/metadata/properties" ma:root="true" ma:fieldsID="a49d6231645e15ecbf5fe18d2300e922" ns3:_="">
     <xsd:import namespace="735711a7-98b0-46b5-8be8-583ab8f9a26e"/>
@@ -17616,6 +17626,14 @@
 </ct:contentTypeSchema>
 </file>
 
+<file path=customXml/item2.xml><?xml version="1.0" encoding="utf-8"?>
+<p:properties xmlns:p="http://schemas.microsoft.com/office/2006/metadata/properties" xmlns:xsi="http://www.w3.org/2001/XMLSchema-instance" xmlns:pc="http://schemas.microsoft.com/office/infopath/2007/PartnerControls">
+  <documentManagement>
+    <_activity xmlns="735711a7-98b0-46b5-8be8-583ab8f9a26e" xsi:nil="true"/>
+  </documentManagement>
+</p:properties>
+</file>
+
 <file path=customXml/item3.xml><?xml version="1.0" encoding="utf-8"?>
 <?mso-contentType ?>
 <FormTemplates xmlns="http://schemas.microsoft.com/sharepoint/v3/contenttype/forms">
@@ -17626,16 +17644,6 @@
 </file>
 
 <file path=customXml/itemProps1.xml><?xml version="1.0" encoding="utf-8"?>
-<ds:datastoreItem xmlns:ds="http://schemas.openxmlformats.org/officeDocument/2006/customXml" ds:itemID="{4DBFAB10-C883-4B2C-9AE0-3840E4832F5F}">
-  <ds:schemaRefs>
-    <ds:schemaRef ds:uri="http://schemas.microsoft.com/office/2006/metadata/properties"/>
-    <ds:schemaRef ds:uri="http://schemas.microsoft.com/office/infopath/2007/PartnerControls"/>
-    <ds:schemaRef ds:uri="735711a7-98b0-46b5-8be8-583ab8f9a26e"/>
-  </ds:schemaRefs>
-</ds:datastoreItem>
-</file>
-
-<file path=customXml/itemProps2.xml><?xml version="1.0" encoding="utf-8"?>
 <ds:datastoreItem xmlns:ds="http://schemas.openxmlformats.org/officeDocument/2006/customXml" ds:itemID="{19E9540B-0620-40DE-AA44-3C2B75CC82DB}">
   <ds:schemaRefs>
     <ds:schemaRef ds:uri="http://schemas.microsoft.com/office/2006/metadata/contentType"/>
@@ -17653,6 +17661,16 @@
 </ds:datastoreItem>
 </file>
 
+<file path=customXml/itemProps2.xml><?xml version="1.0" encoding="utf-8"?>
+<ds:datastoreItem xmlns:ds="http://schemas.openxmlformats.org/officeDocument/2006/customXml" ds:itemID="{4DBFAB10-C883-4B2C-9AE0-3840E4832F5F}">
+  <ds:schemaRefs>
+    <ds:schemaRef ds:uri="http://schemas.microsoft.com/office/2006/metadata/properties"/>
+    <ds:schemaRef ds:uri="http://schemas.microsoft.com/office/infopath/2007/PartnerControls"/>
+    <ds:schemaRef ds:uri="735711a7-98b0-46b5-8be8-583ab8f9a26e"/>
+  </ds:schemaRefs>
+</ds:datastoreItem>
+</file>
+
 <file path=customXml/itemProps3.xml><?xml version="1.0" encoding="utf-8"?>
 <ds:datastoreItem xmlns:ds="http://schemas.openxmlformats.org/officeDocument/2006/customXml" ds:itemID="{963F81BB-951D-4A9C-ABFA-F38B0F8090AA}">
   <ds:schemaRefs>
